--- a/DAY-1/LAB EXERCISE/Lab Exercise 2 - CTEs and Window Functions in PostgreSQL.docx
+++ b/DAY-1/LAB EXERCISE/Lab Exercise 2 - CTEs and Window Functions in PostgreSQL.docx
@@ -2873,6 +2873,72 @@
       <w:r>
         <w:rPr>
           <w:rFonts w:ascii="Georgia" w:eastAsia="Georgia Pro" w:hAnsi="Georgia" w:cs="Georgia Pro"/>
+          <w:noProof/>
+          <w:color w:val="000000" w:themeColor="text1"/>
+        </w:rPr>
+        <mc:AlternateContent>
+          <mc:Choice Requires="wpi">
+            <w:drawing>
+              <wp:anchor distT="0" distB="0" distL="114300" distR="114300" simplePos="0" relativeHeight="251659264" behindDoc="0" locked="0" layoutInCell="1" allowOverlap="1" wp14:anchorId="090932BD" wp14:editId="057D64C0">
+                <wp:simplePos x="0" y="0"/>
+                <wp:positionH relativeFrom="column">
+                  <wp:posOffset>1212330</wp:posOffset>
+                </wp:positionH>
+                <wp:positionV relativeFrom="paragraph">
+                  <wp:posOffset>126145</wp:posOffset>
+                </wp:positionV>
+                <wp:extent cx="360" cy="360"/>
+                <wp:effectExtent l="38100" t="38100" r="38100" b="38100"/>
+                <wp:wrapNone/>
+                <wp:docPr id="434588196" name="Ink 1"/>
+                <wp:cNvGraphicFramePr/>
+                <a:graphic xmlns:a="http://schemas.openxmlformats.org/drawingml/2006/main">
+                  <a:graphicData uri="http://schemas.microsoft.com/office/word/2010/wordprocessingInk">
+                    <w14:contentPart bwMode="auto" r:id="rId6">
+                      <w14:nvContentPartPr>
+                        <w14:cNvContentPartPr/>
+                      </w14:nvContentPartPr>
+                      <w14:xfrm>
+                        <a:off x="0" y="0"/>
+                        <a:ext cx="360" cy="360"/>
+                      </w14:xfrm>
+                    </w14:contentPart>
+                  </a:graphicData>
+                </a:graphic>
+              </wp:anchor>
+            </w:drawing>
+          </mc:Choice>
+          <mc:Fallback>
+            <w:pict>
+              <v:shapetype w14:anchorId="016E4119" id="_x0000_t75" coordsize="21600,21600" o:spt="75" o:preferrelative="t" path="m@4@5l@4@11@9@11@9@5xe" filled="f" stroked="f">
+                <v:stroke joinstyle="miter"/>
+                <v:formulas>
+                  <v:f eqn="if lineDrawn pixelLineWidth 0"/>
+                  <v:f eqn="sum @0 1 0"/>
+                  <v:f eqn="sum 0 0 @1"/>
+                  <v:f eqn="prod @2 1 2"/>
+                  <v:f eqn="prod @3 21600 pixelWidth"/>
+                  <v:f eqn="prod @3 21600 pixelHeight"/>
+                  <v:f eqn="sum @0 0 1"/>
+                  <v:f eqn="prod @6 1 2"/>
+                  <v:f eqn="prod @7 21600 pixelWidth"/>
+                  <v:f eqn="sum @8 21600 0"/>
+                  <v:f eqn="prod @7 21600 pixelHeight"/>
+                  <v:f eqn="sum @10 21600 0"/>
+                </v:formulas>
+                <v:path o:extrusionok="f" gradientshapeok="t" o:connecttype="rect"/>
+                <o:lock v:ext="edit" aspectratio="t"/>
+              </v:shapetype>
+              <v:shape id="Ink 1" o:spid="_x0000_s1026" type="#_x0000_t75" style="position:absolute;margin-left:95.1pt;margin-top:9.6pt;width:.75pt;height:.75pt;z-index:251659264;visibility:visible;mso-wrap-style:square;mso-wrap-distance-left:9pt;mso-wrap-distance-top:0;mso-wrap-distance-right:9pt;mso-wrap-distance-bottom:0;mso-position-horizontal:absolute;mso-position-horizontal-relative:text;mso-position-vertical:absolute;mso-position-vertical-relative:text" o:gfxdata="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">
+                <v:imagedata r:id="rId7" o:title=""/>
+              </v:shape>
+            </w:pict>
+          </mc:Fallback>
+        </mc:AlternateContent>
+      </w:r>
+      <w:r>
+        <w:rPr>
+          <w:rFonts w:ascii="Georgia" w:eastAsia="Georgia Pro" w:hAnsi="Georgia" w:cs="Georgia Pro"/>
           <w:color w:val="000000" w:themeColor="text1"/>
         </w:rPr>
         <w:t>employee_sales</w:t>
@@ -2946,6 +3012,53 @@
           <w:color w:val="000000" w:themeColor="text1"/>
         </w:rPr>
       </w:pPr>
+      <w:r>
+        <w:rPr>
+          <w:rFonts w:ascii="Georgia" w:eastAsia="Georgia Pro" w:hAnsi="Georgia" w:cs="Georgia Pro"/>
+          <w:noProof/>
+          <w:color w:val="000000" w:themeColor="text1"/>
+        </w:rPr>
+        <mc:AlternateContent>
+          <mc:Choice Requires="wpi">
+            <w:drawing>
+              <wp:anchor distT="0" distB="0" distL="114300" distR="114300" simplePos="0" relativeHeight="251688960" behindDoc="0" locked="0" layoutInCell="1" allowOverlap="1" wp14:anchorId="796DC82D" wp14:editId="356ACA8B">
+                <wp:simplePos x="0" y="0"/>
+                <wp:positionH relativeFrom="column">
+                  <wp:posOffset>-140335</wp:posOffset>
+                </wp:positionH>
+                <wp:positionV relativeFrom="paragraph">
+                  <wp:posOffset>-842010</wp:posOffset>
+                </wp:positionV>
+                <wp:extent cx="3315370" cy="2113280"/>
+                <wp:effectExtent l="57150" t="57150" r="0" b="58420"/>
+                <wp:wrapNone/>
+                <wp:docPr id="563516720" name="Ink 30"/>
+                <wp:cNvGraphicFramePr/>
+                <a:graphic xmlns:a="http://schemas.openxmlformats.org/drawingml/2006/main">
+                  <a:graphicData uri="http://schemas.microsoft.com/office/word/2010/wordprocessingInk">
+                    <w14:contentPart bwMode="auto" r:id="rId8">
+                      <w14:nvContentPartPr>
+                        <w14:cNvContentPartPr/>
+                      </w14:nvContentPartPr>
+                      <w14:xfrm>
+                        <a:off x="0" y="0"/>
+                        <a:ext cx="3315370" cy="2113280"/>
+                      </w14:xfrm>
+                    </w14:contentPart>
+                  </a:graphicData>
+                </a:graphic>
+              </wp:anchor>
+            </w:drawing>
+          </mc:Choice>
+          <mc:Fallback>
+            <w:pict>
+              <v:shape w14:anchorId="39063CAD" id="Ink 30" o:spid="_x0000_s1026" type="#_x0000_t75" style="position:absolute;margin-left:-11.75pt;margin-top:-67pt;width:262.45pt;height:167.8pt;z-index:251688960;visibility:visible;mso-wrap-style:square;mso-wrap-distance-left:9pt;mso-wrap-distance-top:0;mso-wrap-distance-right:9pt;mso-wrap-distance-bottom:0;mso-position-horizontal:absolute;mso-position-horizontal-relative:text;mso-position-vertical:absolute;mso-position-vertical-relative:text" o:gfxdata="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">
+                <v:imagedata r:id="rId9" o:title=""/>
+              </v:shape>
+            </w:pict>
+          </mc:Fallback>
+        </mc:AlternateContent>
+      </w:r>
       <w:r>
         <w:rPr>
           <w:rFonts w:ascii="Georgia" w:eastAsia="Georgia Pro" w:hAnsi="Georgia" w:cs="Georgia Pro"/>
@@ -3347,7 +3460,7 @@
                     <pic:cNvPicPr/>
                   </pic:nvPicPr>
                   <pic:blipFill>
-                    <a:blip r:embed="rId6"/>
+                    <a:blip r:embed="rId10"/>
                     <a:stretch>
                       <a:fillRect/>
                     </a:stretch>
@@ -3999,7 +4112,7 @@
                     <pic:cNvPicPr/>
                   </pic:nvPicPr>
                   <pic:blipFill>
-                    <a:blip r:embed="rId7"/>
+                    <a:blip r:embed="rId11"/>
                     <a:stretch>
                       <a:fillRect/>
                     </a:stretch>
@@ -4524,7 +4637,7 @@
                     <pic:cNvPicPr/>
                   </pic:nvPicPr>
                   <pic:blipFill>
-                    <a:blip r:embed="rId8"/>
+                    <a:blip r:embed="rId12"/>
                     <a:stretch>
                       <a:fillRect/>
                     </a:stretch>
@@ -4982,7 +5095,7 @@
                     <pic:cNvPicPr/>
                   </pic:nvPicPr>
                   <pic:blipFill>
-                    <a:blip r:embed="rId9"/>
+                    <a:blip r:embed="rId13"/>
                     <a:stretch>
                       <a:fillRect/>
                     </a:stretch>
@@ -6801,7 +6914,7 @@
                     <pic:cNvPicPr/>
                   </pic:nvPicPr>
                   <pic:blipFill>
-                    <a:blip r:embed="rId10"/>
+                    <a:blip r:embed="rId14"/>
                     <a:stretch>
                       <a:fillRect/>
                     </a:stretch>
@@ -6819,6 +6932,571 @@
                         <a:schemeClr val="accent1"/>
                       </a:solidFill>
                     </a:ln>
+                  </pic:spPr>
+                </pic:pic>
+              </a:graphicData>
+            </a:graphic>
+          </wp:inline>
+        </w:drawing>
+      </w:r>
+    </w:p>
+    <w:p>
+      <w:pPr>
+        <w:spacing w:line="360" w:lineRule="auto"/>
+        <w:rPr>
+          <w:rFonts w:ascii="Georgia" w:eastAsia="Georgia Pro" w:hAnsi="Georgia" w:cs="Georgia Pro"/>
+          <w:b/>
+          <w:bCs/>
+          <w:color w:val="000000" w:themeColor="text1"/>
+        </w:rPr>
+      </w:pPr>
+      <w:r>
+        <w:rPr>
+          <w:rFonts w:ascii="Georgia" w:eastAsia="Georgia Pro" w:hAnsi="Georgia" w:cs="Georgia Pro"/>
+          <w:b/>
+          <w:bCs/>
+          <w:color w:val="000000" w:themeColor="text1"/>
+        </w:rPr>
+        <w:t>LAG()</w:t>
+      </w:r>
+    </w:p>
+    <w:p>
+      <w:pPr>
+        <w:pBdr>
+          <w:top w:val="single" w:sz="4" w:space="1" w:color="auto"/>
+          <w:left w:val="single" w:sz="4" w:space="4" w:color="auto"/>
+          <w:bottom w:val="single" w:sz="4" w:space="1" w:color="auto"/>
+          <w:right w:val="single" w:sz="4" w:space="4" w:color="auto"/>
+        </w:pBdr>
+        <w:shd w:val="clear" w:color="auto" w:fill="F2F2F2" w:themeFill="background1" w:themeFillShade="F2"/>
+        <w:spacing w:line="276" w:lineRule="auto"/>
+        <w:rPr>
+          <w:rFonts w:ascii="Georgia" w:eastAsia="Georgia Pro" w:hAnsi="Georgia" w:cs="Georgia Pro"/>
+          <w:color w:val="000000" w:themeColor="text1"/>
+        </w:rPr>
+      </w:pPr>
+      <w:r>
+        <w:rPr>
+          <w:rFonts w:ascii="Georgia" w:eastAsia="Georgia Pro" w:hAnsi="Georgia" w:cs="Georgia Pro"/>
+          <w:color w:val="000000" w:themeColor="text1"/>
+        </w:rPr>
+        <w:t>SELECT</w:t>
+      </w:r>
+    </w:p>
+    <w:p>
+      <w:pPr>
+        <w:pBdr>
+          <w:top w:val="single" w:sz="4" w:space="1" w:color="auto"/>
+          <w:left w:val="single" w:sz="4" w:space="4" w:color="auto"/>
+          <w:bottom w:val="single" w:sz="4" w:space="1" w:color="auto"/>
+          <w:right w:val="single" w:sz="4" w:space="4" w:color="auto"/>
+        </w:pBdr>
+        <w:shd w:val="clear" w:color="auto" w:fill="F2F2F2" w:themeFill="background1" w:themeFillShade="F2"/>
+        <w:spacing w:line="276" w:lineRule="auto"/>
+        <w:rPr>
+          <w:rFonts w:ascii="Georgia" w:eastAsia="Georgia Pro" w:hAnsi="Georgia" w:cs="Georgia Pro"/>
+          <w:color w:val="000000" w:themeColor="text1"/>
+        </w:rPr>
+      </w:pPr>
+      <w:r>
+        <w:rPr>
+          <w:rFonts w:ascii="Georgia" w:eastAsia="Georgia Pro" w:hAnsi="Georgia" w:cs="Georgia Pro"/>
+          <w:color w:val="000000" w:themeColor="text1"/>
+        </w:rPr>
+        <w:t xml:space="preserve">    employee_name,</w:t>
+      </w:r>
+    </w:p>
+    <w:p>
+      <w:pPr>
+        <w:pBdr>
+          <w:top w:val="single" w:sz="4" w:space="1" w:color="auto"/>
+          <w:left w:val="single" w:sz="4" w:space="4" w:color="auto"/>
+          <w:bottom w:val="single" w:sz="4" w:space="1" w:color="auto"/>
+          <w:right w:val="single" w:sz="4" w:space="4" w:color="auto"/>
+        </w:pBdr>
+        <w:shd w:val="clear" w:color="auto" w:fill="F2F2F2" w:themeFill="background1" w:themeFillShade="F2"/>
+        <w:spacing w:line="276" w:lineRule="auto"/>
+        <w:rPr>
+          <w:rFonts w:ascii="Georgia" w:eastAsia="Georgia Pro" w:hAnsi="Georgia" w:cs="Georgia Pro"/>
+          <w:color w:val="000000" w:themeColor="text1"/>
+        </w:rPr>
+      </w:pPr>
+      <w:r>
+        <w:rPr>
+          <w:rFonts w:ascii="Georgia" w:eastAsia="Georgia Pro" w:hAnsi="Georgia" w:cs="Georgia Pro"/>
+          <w:color w:val="000000" w:themeColor="text1"/>
+        </w:rPr>
+        <w:t xml:space="preserve">    department,</w:t>
+      </w:r>
+    </w:p>
+    <w:p>
+      <w:pPr>
+        <w:pBdr>
+          <w:top w:val="single" w:sz="4" w:space="1" w:color="auto"/>
+          <w:left w:val="single" w:sz="4" w:space="4" w:color="auto"/>
+          <w:bottom w:val="single" w:sz="4" w:space="1" w:color="auto"/>
+          <w:right w:val="single" w:sz="4" w:space="4" w:color="auto"/>
+        </w:pBdr>
+        <w:shd w:val="clear" w:color="auto" w:fill="F2F2F2" w:themeFill="background1" w:themeFillShade="F2"/>
+        <w:spacing w:line="276" w:lineRule="auto"/>
+        <w:rPr>
+          <w:rFonts w:ascii="Georgia" w:eastAsia="Georgia Pro" w:hAnsi="Georgia" w:cs="Georgia Pro"/>
+          <w:color w:val="000000" w:themeColor="text1"/>
+        </w:rPr>
+      </w:pPr>
+      <w:r>
+        <w:rPr>
+          <w:rFonts w:ascii="Georgia" w:eastAsia="Georgia Pro" w:hAnsi="Georgia" w:cs="Georgia Pro"/>
+          <w:color w:val="000000" w:themeColor="text1"/>
+        </w:rPr>
+        <w:t xml:space="preserve">    sales_amount,</w:t>
+      </w:r>
+    </w:p>
+    <w:p>
+      <w:pPr>
+        <w:pBdr>
+          <w:top w:val="single" w:sz="4" w:space="1" w:color="auto"/>
+          <w:left w:val="single" w:sz="4" w:space="4" w:color="auto"/>
+          <w:bottom w:val="single" w:sz="4" w:space="1" w:color="auto"/>
+          <w:right w:val="single" w:sz="4" w:space="4" w:color="auto"/>
+        </w:pBdr>
+        <w:shd w:val="clear" w:color="auto" w:fill="F2F2F2" w:themeFill="background1" w:themeFillShade="F2"/>
+        <w:spacing w:line="276" w:lineRule="auto"/>
+        <w:rPr>
+          <w:rFonts w:ascii="Georgia" w:eastAsia="Georgia Pro" w:hAnsi="Georgia" w:cs="Georgia Pro"/>
+          <w:color w:val="000000" w:themeColor="text1"/>
+        </w:rPr>
+      </w:pPr>
+      <w:r>
+        <w:rPr>
+          <w:rFonts w:ascii="Georgia" w:eastAsia="Georgia Pro" w:hAnsi="Georgia" w:cs="Georgia Pro"/>
+          <w:color w:val="000000" w:themeColor="text1"/>
+        </w:rPr>
+        <w:t xml:space="preserve">    LAG(sales_amount) OVER (</w:t>
+      </w:r>
+    </w:p>
+    <w:p>
+      <w:pPr>
+        <w:pBdr>
+          <w:top w:val="single" w:sz="4" w:space="1" w:color="auto"/>
+          <w:left w:val="single" w:sz="4" w:space="4" w:color="auto"/>
+          <w:bottom w:val="single" w:sz="4" w:space="1" w:color="auto"/>
+          <w:right w:val="single" w:sz="4" w:space="4" w:color="auto"/>
+        </w:pBdr>
+        <w:shd w:val="clear" w:color="auto" w:fill="F2F2F2" w:themeFill="background1" w:themeFillShade="F2"/>
+        <w:spacing w:line="276" w:lineRule="auto"/>
+        <w:rPr>
+          <w:rFonts w:ascii="Georgia" w:eastAsia="Georgia Pro" w:hAnsi="Georgia" w:cs="Georgia Pro"/>
+          <w:color w:val="000000" w:themeColor="text1"/>
+        </w:rPr>
+      </w:pPr>
+      <w:r>
+        <w:rPr>
+          <w:rFonts w:ascii="Georgia" w:eastAsia="Georgia Pro" w:hAnsi="Georgia" w:cs="Georgia Pro"/>
+          <w:color w:val="000000" w:themeColor="text1"/>
+        </w:rPr>
+        <w:t xml:space="preserve">        ORDER BY sales_amount DESC</w:t>
+      </w:r>
+    </w:p>
+    <w:p>
+      <w:pPr>
+        <w:pBdr>
+          <w:top w:val="single" w:sz="4" w:space="1" w:color="auto"/>
+          <w:left w:val="single" w:sz="4" w:space="4" w:color="auto"/>
+          <w:bottom w:val="single" w:sz="4" w:space="1" w:color="auto"/>
+          <w:right w:val="single" w:sz="4" w:space="4" w:color="auto"/>
+        </w:pBdr>
+        <w:shd w:val="clear" w:color="auto" w:fill="F2F2F2" w:themeFill="background1" w:themeFillShade="F2"/>
+        <w:spacing w:line="276" w:lineRule="auto"/>
+        <w:rPr>
+          <w:rFonts w:ascii="Georgia" w:eastAsia="Georgia Pro" w:hAnsi="Georgia" w:cs="Georgia Pro"/>
+          <w:color w:val="000000" w:themeColor="text1"/>
+        </w:rPr>
+      </w:pPr>
+      <w:r>
+        <w:rPr>
+          <w:rFonts w:ascii="Georgia" w:eastAsia="Georgia Pro" w:hAnsi="Georgia" w:cs="Georgia Pro"/>
+          <w:color w:val="000000" w:themeColor="text1"/>
+        </w:rPr>
+        <w:t xml:space="preserve">    ) AS previous_sales</w:t>
+      </w:r>
+    </w:p>
+    <w:p>
+      <w:pPr>
+        <w:pBdr>
+          <w:top w:val="single" w:sz="4" w:space="1" w:color="auto"/>
+          <w:left w:val="single" w:sz="4" w:space="4" w:color="auto"/>
+          <w:bottom w:val="single" w:sz="4" w:space="1" w:color="auto"/>
+          <w:right w:val="single" w:sz="4" w:space="4" w:color="auto"/>
+        </w:pBdr>
+        <w:shd w:val="clear" w:color="auto" w:fill="F2F2F2" w:themeFill="background1" w:themeFillShade="F2"/>
+        <w:spacing w:line="276" w:lineRule="auto"/>
+        <w:rPr>
+          <w:rFonts w:ascii="Georgia" w:eastAsia="Georgia Pro" w:hAnsi="Georgia" w:cs="Georgia Pro"/>
+          <w:color w:val="000000" w:themeColor="text1"/>
+        </w:rPr>
+      </w:pPr>
+      <w:r>
+        <w:rPr>
+          <w:rFonts w:ascii="Georgia" w:eastAsia="Georgia Pro" w:hAnsi="Georgia" w:cs="Georgia Pro"/>
+          <w:color w:val="000000" w:themeColor="text1"/>
+        </w:rPr>
+        <w:t>FROM employee_sales;</w:t>
+      </w:r>
+    </w:p>
+    <w:p>
+      <w:pPr>
+        <w:pBdr>
+          <w:top w:val="single" w:sz="4" w:space="1" w:color="auto"/>
+          <w:left w:val="single" w:sz="4" w:space="4" w:color="auto"/>
+          <w:bottom w:val="single" w:sz="4" w:space="1" w:color="auto"/>
+          <w:right w:val="single" w:sz="4" w:space="4" w:color="auto"/>
+        </w:pBdr>
+        <w:shd w:val="clear" w:color="auto" w:fill="F2F2F2" w:themeFill="background1" w:themeFillShade="F2"/>
+        <w:spacing w:line="276" w:lineRule="auto"/>
+        <w:rPr>
+          <w:rFonts w:ascii="Georgia" w:eastAsia="Georgia Pro" w:hAnsi="Georgia" w:cs="Georgia Pro"/>
+          <w:color w:val="000000" w:themeColor="text1"/>
+        </w:rPr>
+      </w:pPr>
+    </w:p>
+    <w:p>
+      <w:pPr>
+        <w:spacing w:line="360" w:lineRule="auto"/>
+        <w:rPr>
+          <w:rFonts w:ascii="Georgia" w:eastAsia="Georgia Pro" w:hAnsi="Georgia" w:cs="Georgia Pro"/>
+          <w:color w:val="000000" w:themeColor="text1"/>
+        </w:rPr>
+      </w:pPr>
+    </w:p>
+    <w:p>
+      <w:pPr>
+        <w:spacing w:line="360" w:lineRule="auto"/>
+        <w:rPr>
+          <w:rFonts w:ascii="Georgia" w:eastAsia="Georgia Pro" w:hAnsi="Georgia" w:cs="Georgia Pro"/>
+          <w:color w:val="000000" w:themeColor="text1"/>
+        </w:rPr>
+      </w:pPr>
+      <w:r>
+        <w:rPr>
+          <w:rFonts w:ascii="Georgia" w:eastAsia="Georgia Pro" w:hAnsi="Georgia" w:cs="Georgia Pro"/>
+          <w:color w:val="000000" w:themeColor="text1"/>
+        </w:rPr>
+        <w:t>Output:</w:t>
+      </w:r>
+    </w:p>
+    <w:p>
+      <w:pPr>
+        <w:spacing w:line="360" w:lineRule="auto"/>
+        <w:rPr>
+          <w:rFonts w:ascii="Georgia" w:eastAsia="Georgia Pro" w:hAnsi="Georgia" w:cs="Georgia Pro"/>
+          <w:color w:val="000000" w:themeColor="text1"/>
+        </w:rPr>
+      </w:pPr>
+      <w:r>
+        <w:rPr>
+          <w:rFonts w:ascii="Georgia" w:eastAsia="Georgia Pro" w:hAnsi="Georgia" w:cs="Georgia Pro"/>
+          <w:color w:val="000000" w:themeColor="text1"/>
+        </w:rPr>
+        <w:lastRenderedPageBreak/>
+        <w:drawing>
+          <wp:inline distT="0" distB="0" distL="0" distR="0" wp14:anchorId="7580F2A2" wp14:editId="6DCEB4AB">
+            <wp:extent cx="5943600" cy="1401445"/>
+            <wp:effectExtent l="0" t="0" r="0" b="8255"/>
+            <wp:docPr id="567793299" name="Picture 1"/>
+            <wp:cNvGraphicFramePr>
+              <a:graphicFrameLocks xmlns:a="http://schemas.openxmlformats.org/drawingml/2006/main" noChangeAspect="1"/>
+            </wp:cNvGraphicFramePr>
+            <a:graphic xmlns:a="http://schemas.openxmlformats.org/drawingml/2006/main">
+              <a:graphicData uri="http://schemas.openxmlformats.org/drawingml/2006/picture">
+                <pic:pic xmlns:pic="http://schemas.openxmlformats.org/drawingml/2006/picture">
+                  <pic:nvPicPr>
+                    <pic:cNvPr id="567793299" name=""/>
+                    <pic:cNvPicPr/>
+                  </pic:nvPicPr>
+                  <pic:blipFill>
+                    <a:blip r:embed="rId15"/>
+                    <a:stretch>
+                      <a:fillRect/>
+                    </a:stretch>
+                  </pic:blipFill>
+                  <pic:spPr>
+                    <a:xfrm>
+                      <a:off x="0" y="0"/>
+                      <a:ext cx="5943600" cy="1401445"/>
+                    </a:xfrm>
+                    <a:prstGeom prst="rect">
+                      <a:avLst/>
+                    </a:prstGeom>
+                  </pic:spPr>
+                </pic:pic>
+              </a:graphicData>
+            </a:graphic>
+          </wp:inline>
+        </w:drawing>
+      </w:r>
+    </w:p>
+    <w:p>
+      <w:pPr>
+        <w:spacing w:line="360" w:lineRule="auto"/>
+        <w:rPr>
+          <w:rFonts w:ascii="Georgia" w:eastAsia="Georgia Pro" w:hAnsi="Georgia" w:cs="Georgia Pro"/>
+          <w:b/>
+          <w:bCs/>
+          <w:color w:val="000000" w:themeColor="text1"/>
+        </w:rPr>
+      </w:pPr>
+      <w:r>
+        <w:rPr>
+          <w:rFonts w:ascii="Georgia" w:eastAsia="Georgia Pro" w:hAnsi="Georgia" w:cs="Georgia Pro"/>
+          <w:b/>
+          <w:bCs/>
+          <w:color w:val="000000" w:themeColor="text1"/>
+        </w:rPr>
+        <w:t>LEAD()</w:t>
+      </w:r>
+    </w:p>
+    <w:p>
+      <w:pPr>
+        <w:pBdr>
+          <w:top w:val="single" w:sz="4" w:space="1" w:color="auto"/>
+          <w:left w:val="single" w:sz="4" w:space="4" w:color="auto"/>
+          <w:bottom w:val="single" w:sz="4" w:space="1" w:color="auto"/>
+          <w:right w:val="single" w:sz="4" w:space="4" w:color="auto"/>
+        </w:pBdr>
+        <w:shd w:val="clear" w:color="auto" w:fill="F2F2F2" w:themeFill="background1" w:themeFillShade="F2"/>
+        <w:spacing w:line="276" w:lineRule="auto"/>
+        <w:rPr>
+          <w:rFonts w:ascii="Georgia" w:eastAsia="Georgia Pro" w:hAnsi="Georgia" w:cs="Georgia Pro"/>
+          <w:color w:val="000000" w:themeColor="text1"/>
+        </w:rPr>
+      </w:pPr>
+      <w:r>
+        <w:rPr>
+          <w:rFonts w:ascii="Georgia" w:eastAsia="Georgia Pro" w:hAnsi="Georgia" w:cs="Georgia Pro"/>
+          <w:color w:val="000000" w:themeColor="text1"/>
+        </w:rPr>
+        <w:t>SELECT</w:t>
+      </w:r>
+    </w:p>
+    <w:p>
+      <w:pPr>
+        <w:pBdr>
+          <w:top w:val="single" w:sz="4" w:space="1" w:color="auto"/>
+          <w:left w:val="single" w:sz="4" w:space="4" w:color="auto"/>
+          <w:bottom w:val="single" w:sz="4" w:space="1" w:color="auto"/>
+          <w:right w:val="single" w:sz="4" w:space="4" w:color="auto"/>
+        </w:pBdr>
+        <w:shd w:val="clear" w:color="auto" w:fill="F2F2F2" w:themeFill="background1" w:themeFillShade="F2"/>
+        <w:spacing w:line="276" w:lineRule="auto"/>
+        <w:rPr>
+          <w:rFonts w:ascii="Georgia" w:eastAsia="Georgia Pro" w:hAnsi="Georgia" w:cs="Georgia Pro"/>
+          <w:color w:val="000000" w:themeColor="text1"/>
+        </w:rPr>
+      </w:pPr>
+      <w:r>
+        <w:rPr>
+          <w:rFonts w:ascii="Georgia" w:eastAsia="Georgia Pro" w:hAnsi="Georgia" w:cs="Georgia Pro"/>
+          <w:color w:val="000000" w:themeColor="text1"/>
+        </w:rPr>
+        <w:t xml:space="preserve">    employee_name,</w:t>
+      </w:r>
+    </w:p>
+    <w:p>
+      <w:pPr>
+        <w:pBdr>
+          <w:top w:val="single" w:sz="4" w:space="1" w:color="auto"/>
+          <w:left w:val="single" w:sz="4" w:space="4" w:color="auto"/>
+          <w:bottom w:val="single" w:sz="4" w:space="1" w:color="auto"/>
+          <w:right w:val="single" w:sz="4" w:space="4" w:color="auto"/>
+        </w:pBdr>
+        <w:shd w:val="clear" w:color="auto" w:fill="F2F2F2" w:themeFill="background1" w:themeFillShade="F2"/>
+        <w:spacing w:line="276" w:lineRule="auto"/>
+        <w:rPr>
+          <w:rFonts w:ascii="Georgia" w:eastAsia="Georgia Pro" w:hAnsi="Georgia" w:cs="Georgia Pro"/>
+          <w:color w:val="000000" w:themeColor="text1"/>
+        </w:rPr>
+      </w:pPr>
+      <w:r>
+        <w:rPr>
+          <w:rFonts w:ascii="Georgia" w:eastAsia="Georgia Pro" w:hAnsi="Georgia" w:cs="Georgia Pro"/>
+          <w:color w:val="000000" w:themeColor="text1"/>
+        </w:rPr>
+        <w:t xml:space="preserve">    department,</w:t>
+      </w:r>
+    </w:p>
+    <w:p>
+      <w:pPr>
+        <w:pBdr>
+          <w:top w:val="single" w:sz="4" w:space="1" w:color="auto"/>
+          <w:left w:val="single" w:sz="4" w:space="4" w:color="auto"/>
+          <w:bottom w:val="single" w:sz="4" w:space="1" w:color="auto"/>
+          <w:right w:val="single" w:sz="4" w:space="4" w:color="auto"/>
+        </w:pBdr>
+        <w:shd w:val="clear" w:color="auto" w:fill="F2F2F2" w:themeFill="background1" w:themeFillShade="F2"/>
+        <w:spacing w:line="276" w:lineRule="auto"/>
+        <w:rPr>
+          <w:rFonts w:ascii="Georgia" w:eastAsia="Georgia Pro" w:hAnsi="Georgia" w:cs="Georgia Pro"/>
+          <w:color w:val="000000" w:themeColor="text1"/>
+        </w:rPr>
+      </w:pPr>
+      <w:r>
+        <w:rPr>
+          <w:rFonts w:ascii="Georgia" w:eastAsia="Georgia Pro" w:hAnsi="Georgia" w:cs="Georgia Pro"/>
+          <w:color w:val="000000" w:themeColor="text1"/>
+        </w:rPr>
+        <w:t xml:space="preserve">    sales_amount,</w:t>
+      </w:r>
+    </w:p>
+    <w:p>
+      <w:pPr>
+        <w:pBdr>
+          <w:top w:val="single" w:sz="4" w:space="1" w:color="auto"/>
+          <w:left w:val="single" w:sz="4" w:space="4" w:color="auto"/>
+          <w:bottom w:val="single" w:sz="4" w:space="1" w:color="auto"/>
+          <w:right w:val="single" w:sz="4" w:space="4" w:color="auto"/>
+        </w:pBdr>
+        <w:shd w:val="clear" w:color="auto" w:fill="F2F2F2" w:themeFill="background1" w:themeFillShade="F2"/>
+        <w:spacing w:line="276" w:lineRule="auto"/>
+        <w:rPr>
+          <w:rFonts w:ascii="Georgia" w:eastAsia="Georgia Pro" w:hAnsi="Georgia" w:cs="Georgia Pro"/>
+          <w:color w:val="000000" w:themeColor="text1"/>
+        </w:rPr>
+      </w:pPr>
+      <w:r>
+        <w:rPr>
+          <w:rFonts w:ascii="Georgia" w:eastAsia="Georgia Pro" w:hAnsi="Georgia" w:cs="Georgia Pro"/>
+          <w:color w:val="000000" w:themeColor="text1"/>
+        </w:rPr>
+        <w:t xml:space="preserve">    LEAD(sales_amount) OVER (</w:t>
+      </w:r>
+    </w:p>
+    <w:p>
+      <w:pPr>
+        <w:pBdr>
+          <w:top w:val="single" w:sz="4" w:space="1" w:color="auto"/>
+          <w:left w:val="single" w:sz="4" w:space="4" w:color="auto"/>
+          <w:bottom w:val="single" w:sz="4" w:space="1" w:color="auto"/>
+          <w:right w:val="single" w:sz="4" w:space="4" w:color="auto"/>
+        </w:pBdr>
+        <w:shd w:val="clear" w:color="auto" w:fill="F2F2F2" w:themeFill="background1" w:themeFillShade="F2"/>
+        <w:spacing w:line="276" w:lineRule="auto"/>
+        <w:rPr>
+          <w:rFonts w:ascii="Georgia" w:eastAsia="Georgia Pro" w:hAnsi="Georgia" w:cs="Georgia Pro"/>
+          <w:color w:val="000000" w:themeColor="text1"/>
+        </w:rPr>
+      </w:pPr>
+      <w:r>
+        <w:rPr>
+          <w:rFonts w:ascii="Georgia" w:eastAsia="Georgia Pro" w:hAnsi="Georgia" w:cs="Georgia Pro"/>
+          <w:color w:val="000000" w:themeColor="text1"/>
+        </w:rPr>
+        <w:t xml:space="preserve">        ORDER BY sales_amount DESC</w:t>
+      </w:r>
+    </w:p>
+    <w:p>
+      <w:pPr>
+        <w:pBdr>
+          <w:top w:val="single" w:sz="4" w:space="1" w:color="auto"/>
+          <w:left w:val="single" w:sz="4" w:space="4" w:color="auto"/>
+          <w:bottom w:val="single" w:sz="4" w:space="1" w:color="auto"/>
+          <w:right w:val="single" w:sz="4" w:space="4" w:color="auto"/>
+        </w:pBdr>
+        <w:shd w:val="clear" w:color="auto" w:fill="F2F2F2" w:themeFill="background1" w:themeFillShade="F2"/>
+        <w:spacing w:line="276" w:lineRule="auto"/>
+        <w:rPr>
+          <w:rFonts w:ascii="Georgia" w:eastAsia="Georgia Pro" w:hAnsi="Georgia" w:cs="Georgia Pro"/>
+          <w:color w:val="000000" w:themeColor="text1"/>
+        </w:rPr>
+      </w:pPr>
+      <w:r>
+        <w:rPr>
+          <w:rFonts w:ascii="Georgia" w:eastAsia="Georgia Pro" w:hAnsi="Georgia" w:cs="Georgia Pro"/>
+          <w:color w:val="000000" w:themeColor="text1"/>
+        </w:rPr>
+        <w:t xml:space="preserve">    ) AS next_sales</w:t>
+      </w:r>
+    </w:p>
+    <w:p>
+      <w:pPr>
+        <w:pBdr>
+          <w:top w:val="single" w:sz="4" w:space="1" w:color="auto"/>
+          <w:left w:val="single" w:sz="4" w:space="4" w:color="auto"/>
+          <w:bottom w:val="single" w:sz="4" w:space="1" w:color="auto"/>
+          <w:right w:val="single" w:sz="4" w:space="4" w:color="auto"/>
+        </w:pBdr>
+        <w:shd w:val="clear" w:color="auto" w:fill="F2F2F2" w:themeFill="background1" w:themeFillShade="F2"/>
+        <w:spacing w:line="276" w:lineRule="auto"/>
+        <w:rPr>
+          <w:rFonts w:ascii="Georgia" w:eastAsia="Georgia Pro" w:hAnsi="Georgia" w:cs="Georgia Pro"/>
+          <w:color w:val="000000" w:themeColor="text1"/>
+        </w:rPr>
+      </w:pPr>
+      <w:r>
+        <w:rPr>
+          <w:rFonts w:ascii="Georgia" w:eastAsia="Georgia Pro" w:hAnsi="Georgia" w:cs="Georgia Pro"/>
+          <w:color w:val="000000" w:themeColor="text1"/>
+        </w:rPr>
+        <w:t>FROM employee_sales;</w:t>
+      </w:r>
+    </w:p>
+    <w:p>
+      <w:pPr>
+        <w:spacing w:line="360" w:lineRule="auto"/>
+        <w:rPr>
+          <w:rFonts w:ascii="Georgia" w:eastAsia="Georgia Pro" w:hAnsi="Georgia" w:cs="Georgia Pro"/>
+          <w:b/>
+          <w:bCs/>
+          <w:color w:val="000000" w:themeColor="text1"/>
+        </w:rPr>
+      </w:pPr>
+    </w:p>
+    <w:p>
+      <w:pPr>
+        <w:spacing w:line="360" w:lineRule="auto"/>
+        <w:rPr>
+          <w:rFonts w:ascii="Georgia" w:eastAsia="Georgia Pro" w:hAnsi="Georgia" w:cs="Georgia Pro"/>
+          <w:b/>
+          <w:bCs/>
+          <w:color w:val="000000" w:themeColor="text1"/>
+        </w:rPr>
+      </w:pPr>
+      <w:r>
+        <w:rPr>
+          <w:rFonts w:ascii="Georgia" w:eastAsia="Georgia Pro" w:hAnsi="Georgia" w:cs="Georgia Pro"/>
+          <w:b/>
+          <w:bCs/>
+          <w:color w:val="000000" w:themeColor="text1"/>
+        </w:rPr>
+        <w:drawing>
+          <wp:inline distT="0" distB="0" distL="0" distR="0" wp14:anchorId="11906EC6" wp14:editId="3FE4DD4F">
+            <wp:extent cx="5943600" cy="1969135"/>
+            <wp:effectExtent l="0" t="0" r="0" b="0"/>
+            <wp:docPr id="1028474897" name="Picture 1"/>
+            <wp:cNvGraphicFramePr>
+              <a:graphicFrameLocks xmlns:a="http://schemas.openxmlformats.org/drawingml/2006/main" noChangeAspect="1"/>
+            </wp:cNvGraphicFramePr>
+            <a:graphic xmlns:a="http://schemas.openxmlformats.org/drawingml/2006/main">
+              <a:graphicData uri="http://schemas.openxmlformats.org/drawingml/2006/picture">
+                <pic:pic xmlns:pic="http://schemas.openxmlformats.org/drawingml/2006/picture">
+                  <pic:nvPicPr>
+                    <pic:cNvPr id="1028474897" name=""/>
+                    <pic:cNvPicPr/>
+                  </pic:nvPicPr>
+                  <pic:blipFill>
+                    <a:blip r:embed="rId16"/>
+                    <a:stretch>
+                      <a:fillRect/>
+                    </a:stretch>
+                  </pic:blipFill>
+                  <pic:spPr>
+                    <a:xfrm>
+                      <a:off x="0" y="0"/>
+                      <a:ext cx="5943600" cy="1969135"/>
+                    </a:xfrm>
+                    <a:prstGeom prst="rect">
+                      <a:avLst/>
+                    </a:prstGeom>
                   </pic:spPr>
                 </pic:pic>
               </a:graphicData>
@@ -10536,6 +11214,82 @@
 </w:styles>
 </file>
 
+<file path=word/ink/ink1.xml><?xml version="1.0" encoding="utf-8"?>
+<inkml:ink xmlns:inkml="http://www.w3.org/2003/InkML">
+  <inkml:definitions>
+    <inkml:context xml:id="ctx0">
+      <inkml:inkSource xml:id="inkSrc0">
+        <inkml:traceFormat>
+          <inkml:channel name="X" type="integer" min="-2.14748E9" max="2.14748E9" units="cm"/>
+          <inkml:channel name="Y" type="integer" min="-2.14748E9" max="2.14748E9" units="cm"/>
+          <inkml:channel name="F" type="integer" max="32767" units="dev"/>
+        </inkml:traceFormat>
+        <inkml:channelProperties>
+          <inkml:channelProperty channel="X" name="resolution" value="1000" units="1/cm"/>
+          <inkml:channelProperty channel="Y" name="resolution" value="1000" units="1/cm"/>
+          <inkml:channelProperty channel="F" name="resolution" value="0" units="1/dev"/>
+        </inkml:channelProperties>
+      </inkml:inkSource>
+      <inkml:timestamp xml:id="ts0" timeString="2026-08-11T10:57:56.976"/>
+    </inkml:context>
+    <inkml:brush xml:id="br0">
+      <inkml:brushProperty name="width" value="0.025" units="cm"/>
+      <inkml:brushProperty name="height" value="0.025" units="cm"/>
+    </inkml:brush>
+  </inkml:definitions>
+  <inkml:trace contextRef="#ctx0" brushRef="#br0">1 1 5225,'0'0'8946</inkml:trace>
+</inkml:ink>
+</file>
+
+<file path=word/ink/ink2.xml><?xml version="1.0" encoding="utf-8"?>
+<inkml:ink xmlns:inkml="http://www.w3.org/2003/InkML">
+  <inkml:definitions>
+    <inkml:context xml:id="ctx0">
+      <inkml:inkSource xml:id="inkSrc0">
+        <inkml:traceFormat>
+          <inkml:channel name="X" type="integer" min="-2.14748E9" max="2.14748E9" units="cm"/>
+          <inkml:channel name="Y" type="integer" min="-2.14748E9" max="2.14748E9" units="cm"/>
+          <inkml:channel name="F" type="integer" max="32767" units="dev"/>
+        </inkml:traceFormat>
+        <inkml:channelProperties>
+          <inkml:channelProperty channel="X" name="resolution" value="1000" units="1/cm"/>
+          <inkml:channelProperty channel="Y" name="resolution" value="1000" units="1/cm"/>
+          <inkml:channelProperty channel="F" name="resolution" value="0" units="1/dev"/>
+        </inkml:channelProperties>
+      </inkml:inkSource>
+      <inkml:timestamp xml:id="ts0" timeString="2026-08-11T10:58:09.986"/>
+    </inkml:context>
+    <inkml:brush xml:id="br0">
+      <inkml:brushProperty name="width" value="0.05" units="cm"/>
+      <inkml:brushProperty name="height" value="0.05" units="cm"/>
+      <inkml:brushProperty name="color" value="#E71224"/>
+    </inkml:brush>
+  </inkml:definitions>
+  <inkml:trace contextRef="#ctx0" brushRef="#br0">1625 4918 7714,'0'0'8706,"-28"-20"-7872,-94-63-300,112 77-483,-1 0 0,0 1 0,0 0 0,0 1 0,-1 0 0,1 1 0,-1 0 0,0 1 0,0 1 0,-14-1 0,-1-1 39,-118-6 850,-167 10 0,239 4-662,1 3 1,0 3-1,0 4 0,1 2 0,-103 41 1,147-48-204,0 2 0,1 1 0,0 1 0,1 1 0,1 1 0,-33 28 0,47-35-48,1 0 0,0 0 0,0 1 0,1 0 0,1 1 0,0 0 0,0 0 0,1 1-1,0-1 1,1 1 0,0 0 0,1 1 0,1-1 0,0 1 0,0 0 0,0 21 0,3-29-22,-2 25 35,2-1-1,5 43 1,-3-62-30,0 1-1,1 0 0,0-1 0,1 1 1,0-1-1,1 0 0,0 0 0,0-1 1,14 18-1,5 1 11,1-1 0,2-1 0,0-2 0,2-1 0,0 0 0,2-3-1,65 34 1,-34-25 6,2-3-1,1-2 0,98 22 0,-38-24 3,1-5 1,1-5-1,223-9 0,-138-16-28,0-9 0,-2-9 0,233-66 0,-318 64-143,-1-5 0,190-86 0,-258 96 9,-2-3-1,89-65 0,-113 72 30,0-2 0,-2-1 0,0-2 0,-2 0 0,27-42 0,-44 59 45,-1-1-1,-1 0 0,0 0 1,-1-1-1,0 0 0,-1 0 0,-1 0 1,0-1-1,-1 0 0,-1 0 0,0 1 1,-1-1-1,0 0 0,-3-20 1,2 27 39,-2 0 1,1 0-1,-1 0 1,0 0 0,-1 0-1,1 1 1,-2-1-1,1 1 1,-1-1 0,0 1-1,-1 1 1,-8-12-1,4 8 4,-1 1 0,1 1-1,-1 0 1,-1 0 0,0 1-1,0 0 1,-15-7 0,-14-2-15,-1 2 1,-1 1-1,-71-12 1,107 24 27,-157-20 280,13 4-5120</inkml:trace>
+  <inkml:trace contextRef="#ctx0" brushRef="#br0" timeOffset="-10598.36">4157 32 4713,'0'0'2296,"-229"-25"-4360</inkml:trace>
+  <inkml:trace contextRef="#ctx0" brushRef="#br0" timeOffset="-10067.37">3672 39 7714,'0'0'7441,"-7"0"-6704,4 0-720,5 0 236,520-3 222,-496 3-471,0 1 1,-1 1 0,1 2-1,-1 1 1,0 0-1,-1 2 1,1 1-1,-1 1 1,-1 1 0,27 15-1,-37-17 4,0 0 0,0 2 0,-1-1 0,-1 1 0,1 1 0,-2 0 0,1 0 0,-2 1 0,1 1 0,-2 0 0,0 0 0,0 0 0,-1 1-1,-1 0 1,0 1 0,-1-1 0,-1 1 0,3 17 0,0 28 108,-2 0-1,-7 115 0,0-131-54,1-23-29,-2 0 1,0 0-1,-1-1 0,-1 1 1,0-1-1,-2 0 0,-1 0 1,-11 21-1,4-14 48,-1-1 0,-2 0 0,0-1 1,-43 44-1,15-26 142,-2-3-1,-2-1 1,-2-3 0,-105 56-1,110-66-133,-2-2-1,0-2 0,-1-2 0,-98 24 0,140-43-123,-30 3 89,37-4-101,0 0 1,0 0 0,0-1-1,0 1 1,0 0-1,0-1 1,0 1-1,0 0 1,0-1 0,0 1-1,0-1 1,0 1-1,1-1 1,-1 0-1,0 1 1,0-1 0,1 0-1,-1 0 1,0 0-1,1 1 1,-1-1-1,1 0 1,-1 0 0,1 0-1,-1 0 1,1 0-1,-1 0 1,1 0-1,0 0 1,0 0-1,0 0 1,0 0 0,-1-1-1,0-77-5013,1 51 1584,0-26-4774</inkml:trace>
+  <inkml:trace contextRef="#ctx0" brushRef="#br0" timeOffset="-9742.74">3957 1102 8434,'0'0'8144,"-3"15"-7873,3-14-266,-2 11 44,-1 0-1,0-1 1,0 1 0,-1-1-1,-1 0 1,0 0 0,0 0 0,-1-1-1,-9 13 1,-75 82 101,50-61-85,-60 87 0,98-128-59,0 0-1,0 0 1,1 0 0,0 0-1,-1 0 1,1 0 0,0 0-1,0 0 1,1 1 0,-1-1-1,1 4 1,0-5 0,0-1 0,0 0 0,0 0 0,1 0 1,-1 1-1,0-1 0,1 0 0,-1 0 0,1 0 0,0 0 0,-1 0 0,1 0 0,0 0 1,0 0-1,-1 0 0,1 0 0,0 0 0,0-1 0,0 1 0,0 0 0,0-1 0,0 1 0,0 0 1,0-1-1,1 1 0,-1-1 0,0 0 0,0 1 0,0-1 0,1 0 0,-1 0 0,2 0 0,72 8 132,0-4-1,85-7 0,-37 0-118,-108 4-100,-13-1-35,1 1 0,-1-1 0,1 1-1,-1-1 1,1 0 0,0 0 0,-1 0 0,1 0-1,-1-1 1,1 1 0,-1-1 0,1 0 0,-1 1-1,1-1 1,-1 0 0,1-1 0,-1 1 0,0 0-1,0-1 1,0 1 0,0-1 0,0 1 0,0-1-1,2-2 1,3-14-3857</inkml:trace>
+  <inkml:trace contextRef="#ctx0" brushRef="#br0" timeOffset="-8206.34">3842 1870 5681,'0'0'4261,"-4"-1"-3427,4 1-769,0 0 1,0 0-1,-1 0 1,1 0-1,0 0 1,0 0-1,-1 0 1,1 0-1,0 0 1,0-1-1,-1 1 1,1 0-1,0 0 1,0 0-1,-1 0 1,1 0-1,0 0 1,0-1-1,0 1 1,-1 0-1,1 0 1,0 0-1,0 0 1,0-1-1,-1 1 1,1 0-1,0 0 1,0-1-1,0 1 1,0 0-1,0 0 1,0-1-1,0 1 1,-1 0-1,1 0 0,0-1 1,0 1-1,0 0 1,0 0-1,0-1 1,0 1-1,0 0 1,0 0-1,1-1 1,-1 1-1,0 0 1,0 0-1,0-1 1,0 1-1,0 0 1,0 0-1,0-1 1,0 1-1,1 0 1,-1 0-1,0-1 1,0 1-1,0 0 1,1 0-1,-1 0 1,0 0-1,0-1 1,0 1-1,1 0 1,29-12 890,48-7-1119,-76 19 314,167-30 225,258-10 0,174 31-291,-481 9-42,-21 2-34,1 4 1,-1 4-1,-1 5 1,0 4-1,-1 5 1,-2 3-1,102 45 1,-142-48 52,-1 2 1,-2 3-1,-1 2 0,-1 3 1,-2 1-1,-2 2 1,-1 3-1,70 79 0,-105-107-21,-1 1-1,0 1 0,-1-1 0,-1 1 0,0 1 0,-1 0 0,0-1 0,-2 2 1,5 18-1,-4 4 198,-1 1 0,-1 61 1,-2-86-180,-1 0 0,0-1 0,-1 1 0,-1 0 0,0 0 1,0-1-1,-2 1 0,1-1 0,-2 0 0,-6 13 0,-13 15 16,-2-2 0,-2-1 0,-1-1 0,-2-1-1,-44 39 1,-189 143 303,256-212-364,-21 17 67,11-8-28,-1 0-1,-1-1 1,1-1-1,-2-1 1,0 0-1,-23 8 1,40-19-204,0 0 0,-1-1 0,1 1 0,0-1 0,-1 0 0,1 0 0,0 0 0,-1-1 0,1 1 0,-1-1 0,1 0 0,0 0 0,0-1 0,0 1 0,0-1 0,0 0 0,0 0 0,0 0 0,0-1 0,-6-5 0,-4-4-1346,1-1 1,0-1 0,-18-23-1,17 20 384,-17-25-3059,2 8-1353</inkml:trace>
+  <inkml:trace contextRef="#ctx0" brushRef="#br0" timeOffset="-7902.59">5782 3100 6001,'0'0'8610,"5"-1"-7911,14-5-242,-17 8-386,0 0-1,0 0 0,0 0 0,0 0 0,-1 1 1,1-1-1,-1 0 0,1 1 0,-1-1 1,0 1-1,0 0 0,1 4 0,-2-7-28,5 17 119,-2-1 0,0 1 0,0 0 0,-2 0 0,0 27 0,2 19-16,-2-58-138,0-1 1,0 0-1,0 0 0,0 0 0,1 0 1,0 0-1,0 0 0,0 0 0,0 0 1,1-1-1,-1 1 0,1-1 0,0 0 1,0 1-1,0-1 0,1-1 0,-1 1 1,1 0-1,-1-1 0,1 0 0,0 0 1,0 0-1,0 0 0,0-1 0,0 1 0,7 1 1,9 1 20,1 0 0,-1-1 1,1-1-1,23 0 1,183-6 153,-197 2-222,0-2-1,-1-1 1,0-1-1,0-2 1,43-17 0,-63 19-819,-11 3-375,-15 0-1177,-15 3-1730</inkml:trace>
+  <inkml:trace contextRef="#ctx0" brushRef="#br0" timeOffset="-6426">247 564 6953,'0'0'8148,"-23"0"-7072,-69 0-303,69 0 325,33 0-1005,987-41 114,-387 9-198,-143 11 16,228-8 13,-619 29 381,-99-16-7521,5 7-2266</inkml:trace>
+  <inkml:trace contextRef="#ctx0" brushRef="#br0" timeOffset="-5341.87">5461 133 4801,'0'0'11136,"-5"-3"-10545,-14-9-305,19 12-284,-1 0 1,1 0-1,0 0 0,-1 0 0,1 0 0,0 1 0,-1-1 0,1 0 0,0 0 1,0 0-1,-1 0 0,1 1 0,0-1 0,0 0 0,-1 0 0,1 1 0,0-1 1,0 0-1,-1 1 0,1-1 0,0 0 0,0 1 0,0-1 0,0 0 0,0 1 1,0-1-1,-1 0 0,1 1 0,0-1 0,0 0 0,0 1 0,0-1 0,0 0 1,0 1-1,0-1 0,0 0 0,1 1 0,-1-1 0,0 1 0,-1 2 5,-29 88 78,18-62-23,-13 56 1,18-55-12,-15 41 0,22-71-23,0 0-1,0-1 1,0 1-1,0 0 0,0 0 1,0 0-1,0-1 1,0 1-1,0 0 1,-1 0-1,1 0 0,0-1 1,0 1-1,0 0 1,0 0-1,0 0 1,-1 0-1,1 0 0,0-1 1,0 1-1,0 0 1,0 0-1,-1 0 0,1 0 1,0 0-1,0 0 1,0 0-1,-1 0 1,1-1-1,0 1 0,0 0 1,0 0-1,-1 0 1,1 0-1,0 0 1,0 0-1,-1 0 0,1 0 1,0 1-1,0-1 1,0 0-1,-1 0 0,1 0 1,0 0-1,0 0 1,0 0-1,0 0 1,-1 0-1,1 0 0,0 1 1,0-1-1,0 0 1,0 0-1,-1 0 1,1 0-1,0 1 0,0-1 1,0 0-1,0 0 1,0 0-1,0 1 0,0-1 1,-1 0-1,1 1 1,-5-20 486,2-25-462,1 0 1,9-85-1,-6 121-66,1 0 0,0 0 0,1 1 0,0-1 0,0 0 1,1 1-1,0 0 0,0-1 0,0 2 0,1-1 0,0 0 0,1 1 0,-1 0 0,1 0 0,0 1 0,1 0 0,-1 0 0,1 0 0,0 1 0,14-7 0,-14 8 4,-1 0-1,1 1 1,-1 0 0,1 0-1,0 1 1,-1 0-1,1 0 1,0 0-1,0 1 1,0 0 0,0 0-1,0 1 1,-1 0-1,1 0 1,0 1-1,0 0 1,-1 0 0,1 0-1,-1 1 1,0 0-1,0 0 1,0 1-1,0-1 1,0 1-1,8 8 1,-2 0 30,-1 0 0,0 1 0,-1 0 0,0 0-1,-1 1 1,-1 1 0,0-1 0,-1 1 0,0 1 0,-1-1 0,-1 1-1,-1 0 1,0 0 0,-1 1 0,0-1 0,-2 1 0,0 31-1,-1-55-8,0-1 0,1 0 0,0 0-1,0 1 1,1-1 0,0 0 0,0 1-1,1 0 1,0-1 0,0 1 0,1 0-1,0 1 1,0-1 0,1 1-1,-1-1 1,1 1 0,1 1 0,-1-1-1,1 1 1,7-5 0,-5 2-28,1 0 0,-1 1 1,1 0-1,1 0 0,-1 1 0,1 1 0,0-1 1,0 2-1,1-1 0,0 1 0,-1 1 0,1 0 1,1 1-1,-1 0 0,0 0 0,18 1 0,-26 1 3,0 0 0,0 0 0,0 1 0,0-1 0,0 1 0,0-1 0,0 1 0,0 0-1,-1 0 1,1 1 0,0-1 0,-1 1 0,1-1 0,0 1 0,-1 0 0,0 0-1,4 3 1,-2 0 61,-1-1 0,0 1 0,0 0 0,0 0 0,-1 0-1,1 0 1,-1 0 0,-1 0 0,2 7 0,2 11-716,-2 0 0,-1 0 0,-1 40 0,-1-52-354</inkml:trace>
+  <inkml:trace contextRef="#ctx0" brushRef="#br0" timeOffset="-5185.83">6411 73 13163,'0'0'3569,"0"180"-2969,0-126-256,0 9-192,0-11-152,-34-13-232,-12-15-1401,18-15-3824</inkml:trace>
+  <inkml:trace contextRef="#ctx0" brushRef="#br0" timeOffset="-5047.05">6255 76 14891,'0'0'2761,"332"-58"-2769,-229 40-1793</inkml:trace>
+  <inkml:trace contextRef="#ctx0" brushRef="#br0" timeOffset="-3475.65">4981 1341 864,'0'0'13587,"7"0"-13124,-1 0-402,-3-1-35,-1 1-1,0 0 1,1-1 0,-1 1-1,0 1 1,1-1-1,-1 0 1,0 0 0,1 1-1,-1 0 1,0-1 0,1 1-1,-1 0 1,0 0 0,0 0-1,0 0 1,0 1 0,0-1-1,0 0 1,0 1 0,2 2-1,2 6 75,-1-1 0,0 1 0,0 0 0,-1 0 0,0 1 1,-1-1-1,-1 1 0,1 0 0,-2 0 0,1 12 0,1 25-18,-5 48 0,0-31-44,-19-74-1189,1-18-1068,-1-5-2979</inkml:trace>
+  <inkml:trace contextRef="#ctx0" brushRef="#br0" timeOffset="-3285.99">4888 1419 8370,'0'0'7097,"160"-45"-7033,-86 30-64,-11 3 0,6-6-352,-23 6-1512,-6 0-2297</inkml:trace>
+  <inkml:trace contextRef="#ctx0" brushRef="#br0" timeOffset="-3067.21">5455 1315 7890,'0'0'6774,"8"14"-5889,3 7-716,-1 1 0,0-1 0,-2 1 0,-1 1 0,0 0 0,6 44 0,-12 85-40,-1-152-154,0 1 1,0 0 0,0 0-1,0-1 1,0 1-1,0 0 1,0 0-1,0-1 1,-1 1 0,1 0-1,0 0 1,0-1-1,-1 1 1,1 0-1,0-1 1,-1 1-1,1 0 1,0-1 0,-1 1-1,1 0 1,-1-1-1,1 1 1,-1-1-1,0 1 1,1-1 0,-1 1-1,0-1 1,1 0-1,-1 1 1,0-1-1,1 0 1,-2 1-1,-25-3-2094,-2-8-1398</inkml:trace>
+  <inkml:trace contextRef="#ctx0" brushRef="#br0" timeOffset="-2903.12">5403 1346 10810,'0'0'4913,"286"-78"-4913,-195 51-568,-11 3-1984,-23-1-3170</inkml:trace>
+  <inkml:trace contextRef="#ctx0" brushRef="#br0" timeOffset="-2730.48">6010 1216 8650,'0'0'6545,"0"165"-5737,11-123-207,12 0-305,0 0-184,6 3-112,-6-12-64,0-5-2497</inkml:trace>
+  <inkml:trace contextRef="#ctx0" brushRef="#br0" timeOffset="-1726.59">7284 3349 8514,'0'0'7616,"4"-1"-7298,-3 1-308,0 0 0,-1 0 0,1 1 1,0-1-1,0 0 0,-1 0 0,1 0 1,0 0-1,-1 1 0,1-1 1,0 0-1,-1 1 0,1-1 0,0 0 1,-1 1-1,1-1 0,-1 1 1,1-1-1,-1 1 0,1-1 0,-1 1 1,1-1-1,-1 1 0,1 0 1,-1-1-1,0 1 0,0 0 0,1-1 1,-1 2-1,8 33 313,-7 54 117,-2-67-425,1 4-61,1-12 75,0-1 0,-1 0 1,-1 0-1,-1 0 0,0 1 1,-4 15-1,5-27-64,0 0 0,0 0 0,0 0 0,0 0-1,0 0 1,0 0 0,-1 0 0,1 0 0,-1-1 0,1 1 0,-1 0-1,0-1 1,0 0 0,1 1 0,-1-1 0,0 0 0,-3 1 0,2-1-89,-1 0 0,1 0 0,-1-1 0,0 1 0,1-1 0,-1 0 0,1 0 0,-1-1 0,0 1 0,1-1 0,-1 1 0,1-1 0,-1 0 0,-3-2 0,-24-17-2162</inkml:trace>
+  <inkml:trace contextRef="#ctx0" brushRef="#br0" timeOffset="-1508.13">6913 3381 12531,'0'0'4721,"194"-9"-4489,-97 3-136,1-3-96,16-15-792,-17 0-1921,-28 0-3944</inkml:trace>
+  <inkml:trace contextRef="#ctx0" brushRef="#br0" timeOffset="-1302.08">7858 3262 8610,'0'0'7321,"-11"159"-6832,11-117-193,0 6-192,0-6-16,0-3-80,0-8-8,-11-13-312,-24-18-1025,1 0-1367,5 0-3146</inkml:trace>
+  <inkml:trace contextRef="#ctx0" brushRef="#br0" timeOffset="-1086.55">7577 3336 10402,'0'0'5745,"280"-117"-5745,-171 95-600,-29 7-2288,-11 3-5210</inkml:trace>
+  <inkml:trace contextRef="#ctx0" brushRef="#br0" timeOffset="-878.76">8402 3181 6553,'0'0'7966,"30"-1"-7867,93 2-14,-121 0-80,0-1 1,-1 0-1,1 0 0,0 0 0,0 1 0,-1-1 1,1 1-1,0 0 0,-1-1 0,1 1 1,-1 0-1,1 0 0,-1 0 0,1 0 0,-1 0 1,0 0-1,0 0 0,1 1 0,-1-1 1,0 0-1,0 1 0,0-1 0,0 1 0,0-1 1,-1 1-1,1-1 0,0 1 0,-1 0 0,1-1 1,-1 1-1,0 0 0,1 0 0,-1-1 1,0 1-1,0 0 0,0-1 0,0 1 0,0 0 1,-1 0-1,1-1 0,-1 1 0,1 0 1,-1 1-1,-1 8 35,2-2-14,-1 1 1,0-1-1,0 0 1,-1 0 0,-1 0-1,1 0 1,-2-1 0,1 1-1,-1-1 1,-6 10 0,-6 8 102,-36 41 1,34-46 161,1 1-1,-18 31 1,33-51-256,1 1-1,0-1 1,-1 1 0,1 0 0,0-1 0,0 1 0,1 0-1,-1 0 1,1-1 0,-1 1 0,1 0 0,0 3 0,0-5-24,0 0 1,1 0-1,-1 0 1,0 0 0,1 0-1,-1 0 1,1 0 0,-1 0-1,1 0 1,-1 0-1,1 0 1,0-1 0,-1 1-1,1 0 1,0 0 0,0-1-1,-1 1 1,1-1-1,0 1 1,0 0 0,0-1-1,2 1 1,5 1 17,0 0-1,1-1 1,-1 0-1,0 0 1,1-1-1,14-2 1,6 2 0,69-6-556,-1-3-1,1-5 0,168-47 0,-145 27-3617</inkml:trace>
+  <inkml:trace contextRef="#ctx0" brushRef="#br0" timeOffset="911.55">7629 3807 5761,'0'0'4289,"-32"-3"-3439,-125-15 189,154 21-715,1-1 0,0 1 0,0 0 0,-1 0 0,2 0 0,-1 0 0,0 0 0,1 1 0,-1-1 0,1 0 0,0 1 0,-1 6 0,-4 7 257,-15 30-93,-3 0 0,-1-2 1,-3-1-1,-1-2 0,-54 60 1,37-53-293,-3-3 0,-1-2 0,-104 70 0,4-22-73,-3-6 1,-5-6 0,-3-8 0,-274 84-1,171-84-106,-4-11 0,-346 32 0,-379-9-273,834-77 297,158-7-35,1-12-1484,0 1 307,1 0-1,0 0 0,0 0 0,2 0 0,-1 0 0,6-14 0,4-17-6948</inkml:trace>
+  <inkml:trace contextRef="#ctx0" brushRef="#br0" timeOffset="1144.46">3882 4901 10042,'0'0'6076,"-51"30"-5233,-166 99-266,146-88-38,-116 89-1,182-127-510,4-2-12,-38 36 293,38-36-303,1-1-1,-1 1 1,0 0-1,1 0 1,-1-1-1,0 1 1,1 0-1,-1 0 1,1 0-1,-1 0 1,1 0-1,0-1 1,-1 1-1,1 0 1,0 0-1,0 0 1,0 0-1,0 0 1,0 0-1,0 0 1,0 0-1,0 0 1,0 0-1,0 0 1,0 0-1,0 0 1,1 0-1,-1 0 1,0 0-1,1 0 1,-1 0-1,1-1 1,-1 1-1,1 0 1,-1 0-1,1 0 1,0-1-1,-1 1 1,1 0-1,0-1 1,0 1-1,0 0 1,-1-1-1,1 1 1,0-1-1,0 0 1,0 1-1,0-1 1,0 0-1,0 1 1,0-1-1,0 0 1,1 0-1,27 7 40,1-2 0,0-1 0,0-2-1,33-1 1,-5 0 2,521 0-539,-573 0-35,0-1 0,0-1 0,0 1 0,0-1 1,-1 0-1,1 0 0,0-1 0,0 1 0,8-5 0,-4-8-7831</inkml:trace>
+</inkml:ink>
+</file>
+
 <file path=word/theme/theme1.xml><?xml version="1.0" encoding="utf-8"?>
 <a:theme xmlns:a="http://schemas.openxmlformats.org/drawingml/2006/main" name="Office Theme">
   <a:themeElements>
